--- a/laravel-app/database/data/internship/handbooks/ai/Beyond_AI_Internship_Day_171_Student_Handbook.docx
+++ b/laravel-app/database/data/internship/handbooks/ai/Beyond_AI_Internship_Day_171_Student_Handbook.docx
@@ -38,7 +38,7 @@
           <w:color w:val="1E293B"/>
           <w:sz w:val="28"/>
         </w:rPr>
-        <w:t>Local-Business Ai Prototype</w:t>
+        <w:t>Capstone Problem Selection and Stakeholder Need</w:t>
       </w:r>
     </w:p>
     <w:p>
@@ -50,7 +50,7 @@
           <w:b w:val="0"/>
           <w:sz w:val="22"/>
         </w:rPr>
-        <w:t>Independent build. Full student study guide and practical laboratory manual for Beyond Enterprise interns.</w:t>
+        <w:t>Orientation and setup. Full student study guide and practical laboratory manual for Beyond Enterprise interns.</w:t>
       </w:r>
     </w:p>
     <w:tbl>
@@ -141,7 +141,7 @@
               <w:rPr>
                 <w:sz w:val="18"/>
               </w:rPr>
-              <w:t>Independent build</w:t>
+              <w:t>Orientation and setup</w:t>
             </w:r>
           </w:p>
         </w:tc>
@@ -154,7 +154,7 @@
               <w:rPr>
                 <w:sz w:val="18"/>
               </w:rPr>
-              <w:t>advanced</w:t>
+              <w:t>capstone</w:t>
             </w:r>
           </w:p>
         </w:tc>
@@ -167,7 +167,7 @@
               <w:rPr>
                 <w:sz w:val="18"/>
               </w:rPr>
-              <w:t>8 hours</w:t>
+              <w:t>8.0 hours</w:t>
             </w:r>
           </w:p>
         </w:tc>
@@ -180,7 +180,7 @@
               <w:rPr>
                 <w:sz w:val="18"/>
               </w:rPr>
-              <w:t>Python, Jupyter, VS Code, local/open models where practical</w:t>
+              <w:t>Python, VS Code, Jupyter, Git, approved project tools, documentation and presentation tool</w:t>
             </w:r>
           </w:p>
         </w:tc>
@@ -198,7 +198,7 @@
           <w:color w:val="0B3F90"/>
           <w:sz w:val="20"/>
         </w:rPr>
-        <w:t>Day 171 objective  Complete the independent build for Local-Business Ai Prototype: Apply local-business AI prototype safely and explain the result in a professional technical report.</w:t>
+        <w:t>Day 171 objective  Complete the orientation and setup for Capstone Problem Selection and Stakeholder Need: Select an approved problem and document beneficiaries, harms, and success criteria.</w:t>
       </w:r>
     </w:p>
     <w:p>
@@ -270,7 +270,7 @@
           <w:b w:val="0"/>
           <w:sz w:val="22"/>
         </w:rPr>
-        <w:t>Submit: Working result evidence, design/configuration files, and a list of assumptions..</w:t>
+        <w:t>Submit: Setup evidence, completed practical artifact, independent verification record, safety/ethics check, and short technical report..</w:t>
       </w:r>
     </w:p>
     <w:p>
@@ -364,7 +364,7 @@
               <w:rPr>
                 <w:sz w:val="18"/>
               </w:rPr>
-              <w:t>0:00–0:30</w:t>
+              <w:t>0:00–0:25</w:t>
             </w:r>
           </w:p>
         </w:tc>
@@ -377,7 +377,7 @@
               <w:rPr>
                 <w:sz w:val="18"/>
               </w:rPr>
-              <w:t>Rewrite objective in own words</w:t>
+              <w:t>Review prior day + authorization checklist</w:t>
             </w:r>
           </w:p>
         </w:tc>
@@ -390,7 +390,7 @@
               <w:rPr>
                 <w:sz w:val="18"/>
               </w:rPr>
-              <w:t>Frame table</w:t>
+              <w:t>Signed pre-flight</w:t>
             </w:r>
           </w:p>
         </w:tc>
@@ -405,7 +405,7 @@
               <w:rPr>
                 <w:sz w:val="18"/>
               </w:rPr>
-              <w:t>0:30–2:30</w:t>
+              <w:t>0:25–1:10</w:t>
             </w:r>
           </w:p>
         </w:tc>
@@ -418,7 +418,7 @@
               <w:rPr>
                 <w:sz w:val="18"/>
               </w:rPr>
-              <w:t>Independent build</w:t>
+              <w:t>Concept study for today's topic</w:t>
             </w:r>
           </w:p>
         </w:tc>
@@ -431,7 +431,7 @@
               <w:rPr>
                 <w:sz w:val="18"/>
               </w:rPr>
-              <w:t>Artifact</w:t>
+              <w:t>Concept notes</w:t>
             </w:r>
           </w:p>
         </w:tc>
@@ -446,7 +446,48 @@
               <w:rPr>
                 <w:sz w:val="18"/>
               </w:rPr>
-              <w:t>2:30–2:45</w:t>
+              <w:t>1:10–2:40</w:t>
+            </w:r>
+          </w:p>
+        </w:tc>
+        <w:tc>
+          <w:tcPr>
+            <w:tcW w:type="dxa" w:w="3408"/>
+          </w:tcPr>
+          <w:p>
+            <w:r>
+              <w:rPr>
+                <w:sz w:val="18"/>
+              </w:rPr>
+              <w:t>Environment verify / light setup lab</w:t>
+            </w:r>
+          </w:p>
+        </w:tc>
+        <w:tc>
+          <w:tcPr>
+            <w:tcW w:type="dxa" w:w="3408"/>
+          </w:tcPr>
+          <w:p>
+            <w:r>
+              <w:rPr>
+                <w:sz w:val="18"/>
+              </w:rPr>
+              <w:t>Working baseline</w:t>
+            </w:r>
+          </w:p>
+        </w:tc>
+      </w:tr>
+      <w:tr>
+        <w:tc>
+          <w:tcPr>
+            <w:tcW w:type="dxa" w:w="3408"/>
+          </w:tcPr>
+          <w:p>
+            <w:r>
+              <w:rPr>
+                <w:sz w:val="18"/>
+              </w:rPr>
+              <w:t>2:40–2:55</w:t>
             </w:r>
           </w:p>
         </w:tc>
@@ -487,7 +528,7 @@
               <w:rPr>
                 <w:sz w:val="18"/>
               </w:rPr>
-              <w:t>2:45–4:15</w:t>
+              <w:t>2:55–4:40</w:t>
             </w:r>
           </w:p>
         </w:tc>
@@ -500,7 +541,7 @@
               <w:rPr>
                 <w:sz w:val="18"/>
               </w:rPr>
-              <w:t>Test / measure / review</w:t>
+              <w:t>Guided mini-exercise + expected checks</w:t>
             </w:r>
           </w:p>
         </w:tc>
@@ -513,7 +554,7 @@
               <w:rPr>
                 <w:sz w:val="18"/>
               </w:rPr>
-              <w:t>Results</w:t>
+              <w:t>First evidence</w:t>
             </w:r>
           </w:p>
         </w:tc>
@@ -528,48 +569,7 @@
               <w:rPr>
                 <w:sz w:val="18"/>
               </w:rPr>
-              <w:t>4:15–5:45</w:t>
-            </w:r>
-          </w:p>
-        </w:tc>
-        <w:tc>
-          <w:tcPr>
-            <w:tcW w:type="dxa" w:w="3408"/>
-          </w:tcPr>
-          <w:p>
-            <w:r>
-              <w:rPr>
-                <w:sz w:val="18"/>
-              </w:rPr>
-              <w:t>Documentation while building</w:t>
-            </w:r>
-          </w:p>
-        </w:tc>
-        <w:tc>
-          <w:tcPr>
-            <w:tcW w:type="dxa" w:w="3408"/>
-          </w:tcPr>
-          <w:p>
-            <w:r>
-              <w:rPr>
-                <w:sz w:val="18"/>
-              </w:rPr>
-              <w:t>README notes</w:t>
-            </w:r>
-          </w:p>
-        </w:tc>
-      </w:tr>
-      <w:tr>
-        <w:tc>
-          <w:tcPr>
-            <w:tcW w:type="dxa" w:w="3408"/>
-          </w:tcPr>
-          <w:p>
-            <w:r>
-              <w:rPr>
-                <w:sz w:val="18"/>
-              </w:rPr>
-              <w:t>5:45–6:00</w:t>
+              <w:t>4:40–4:55</w:t>
             </w:r>
           </w:p>
         </w:tc>
@@ -610,7 +610,7 @@
               <w:rPr>
                 <w:sz w:val="18"/>
               </w:rPr>
-              <w:t>6:00–8:00</w:t>
+              <w:t>4:55–6:25</w:t>
             </w:r>
           </w:p>
         </w:tc>
@@ -623,7 +623,7 @@
               <w:rPr>
                 <w:sz w:val="18"/>
               </w:rPr>
-              <w:t>Evidence + report + rehearsal</w:t>
+              <w:t>Verification + troubleshooting notes</w:t>
             </w:r>
           </w:p>
         </w:tc>
@@ -636,7 +636,48 @@
               <w:rPr>
                 <w:sz w:val="18"/>
               </w:rPr>
-              <w:t>Ready pack</w:t>
+              <w:t>Rerun proof</w:t>
+            </w:r>
+          </w:p>
+        </w:tc>
+      </w:tr>
+      <w:tr>
+        <w:tc>
+          <w:tcPr>
+            <w:tcW w:type="dxa" w:w="3408"/>
+          </w:tcPr>
+          <w:p>
+            <w:r>
+              <w:rPr>
+                <w:sz w:val="18"/>
+              </w:rPr>
+              <w:t>6:25–8:00</w:t>
+            </w:r>
+          </w:p>
+        </w:tc>
+        <w:tc>
+          <w:tcPr>
+            <w:tcW w:type="dxa" w:w="3408"/>
+          </w:tcPr>
+          <w:p>
+            <w:r>
+              <w:rPr>
+                <w:sz w:val="18"/>
+              </w:rPr>
+              <w:t>Evidence pack + report draft</w:t>
+            </w:r>
+          </w:p>
+        </w:tc>
+        <w:tc>
+          <w:tcPr>
+            <w:tcW w:type="dxa" w:w="3408"/>
+          </w:tcPr>
+          <w:p>
+            <w:r>
+              <w:rPr>
+                <w:sz w:val="18"/>
+              </w:rPr>
+              <w:t>Submission draft</w:t>
             </w:r>
           </w:p>
         </w:tc>
@@ -660,7 +701,7 @@
           <w:b w:val="0"/>
           <w:sz w:val="20"/>
         </w:rPr>
-        <w:t>Curriculum objective (source of truth): Apply local-business AI prototype safely and explain the result in a professional technical report.</w:t>
+        <w:t>Curriculum objective (source of truth): Select an approved problem and document beneficiaries, harms, and success criteria.</w:t>
       </w:r>
     </w:p>
     <w:p>
@@ -672,7 +713,7 @@
           <w:b w:val="0"/>
           <w:sz w:val="22"/>
         </w:rPr>
-        <w:t>Explain Local-Business Ai Prototype to a supervisor in under two minutes.</w:t>
+        <w:t>Explain Capstone Problem Selection and Stakeholder Need to a supervisor in under two minutes.</w:t>
       </w:r>
     </w:p>
     <w:p>
@@ -684,7 +725,7 @@
           <w:b w:val="0"/>
           <w:sz w:val="22"/>
         </w:rPr>
-        <w:t>Configure or verify the approved tools required for Local-Business Ai Prototype.</w:t>
+        <w:t>Configure or verify the approved tools required for Capstone Problem Selection and Stakeholder Need.</w:t>
       </w:r>
     </w:p>
     <w:p>
@@ -696,7 +737,7 @@
           <w:b w:val="0"/>
           <w:sz w:val="22"/>
         </w:rPr>
-        <w:t>Implement or perform the independent build practical for this topic.</w:t>
+        <w:t>Implement or perform the orientation and setup practical for this topic.</w:t>
       </w:r>
     </w:p>
     <w:p>
@@ -752,7 +793,7 @@
           <w:b w:val="0"/>
           <w:sz w:val="22"/>
         </w:rPr>
-        <w:t>Define the professional meaning of “Local-Business Ai Prototype” before you use tools. Do not split the title into meaningless words. Connect each concept to today's practical action.</w:t>
+        <w:t>Define the professional meaning of “Capstone Problem Selection and Stakeholder Need” before you use tools. Do not split the title into meaningless words. Connect each concept to today's practical action.</w:t>
       </w:r>
     </w:p>
     <w:tbl>
@@ -860,7 +901,7 @@
               <w:rPr>
                 <w:sz w:val="18"/>
               </w:rPr>
-              <w:t>Problem framing</w:t>
+              <w:t>Core topic skill</w:t>
             </w:r>
           </w:p>
         </w:tc>
@@ -873,7 +914,7 @@
               <w:rPr>
                 <w:sz w:val="18"/>
               </w:rPr>
-              <w:t>Who needs what, constraints, success criteria</w:t>
+              <w:t>Professional practice for Capstone Problem Selection and Stakeholder Need</w:t>
             </w:r>
           </w:p>
         </w:tc>
@@ -886,7 +927,7 @@
               <w:rPr>
                 <w:sz w:val="18"/>
               </w:rPr>
-              <w:t>Write a short frame table</w:t>
+              <w:t>Complete today's practical objective</w:t>
             </w:r>
           </w:p>
         </w:tc>
@@ -899,7 +940,7 @@
               <w:rPr>
                 <w:sz w:val="18"/>
               </w:rPr>
-              <w:t>Building the wrong thing</w:t>
+              <w:t>Shallow buzzword-only work</w:t>
             </w:r>
           </w:p>
         </w:tc>
@@ -912,7 +953,7 @@
               <w:rPr>
                 <w:sz w:val="18"/>
               </w:rPr>
-              <w:t>Supervisor review of frame</w:t>
+              <w:t>Demonstrate with evidence</w:t>
             </w:r>
           </w:p>
         </w:tc>
@@ -927,7 +968,7 @@
               <w:rPr>
                 <w:sz w:val="18"/>
               </w:rPr>
-              <w:t>Train vs evaluation data</w:t>
+              <w:t>Tool discipline</w:t>
             </w:r>
           </w:p>
         </w:tc>
@@ -940,7 +981,7 @@
               <w:rPr>
                 <w:sz w:val="18"/>
               </w:rPr>
-              <w:t>Learn on one set; judge on another</w:t>
+              <w:t>Use only approved tools/versions</w:t>
             </w:r>
           </w:p>
         </w:tc>
@@ -953,7 +994,7 @@
               <w:rPr>
                 <w:sz w:val="18"/>
               </w:rPr>
-              <w:t>Keep a held-out TEST set</w:t>
+              <w:t>Verify tools before lab</w:t>
             </w:r>
           </w:p>
         </w:tc>
@@ -966,7 +1007,7 @@
               <w:rPr>
                 <w:sz w:val="18"/>
               </w:rPr>
-              <w:t>Testing on training data</w:t>
+              <w:t>Unapproved downloads</w:t>
             </w:r>
           </w:p>
         </w:tc>
@@ -979,7 +1020,7 @@
               <w:rPr>
                 <w:sz w:val="18"/>
               </w:rPr>
-              <w:t>Document the split</w:t>
+              <w:t>Official sources only</w:t>
             </w:r>
           </w:p>
         </w:tc>
@@ -994,7 +1035,7 @@
               <w:rPr>
                 <w:sz w:val="18"/>
               </w:rPr>
-              <w:t>Human oversight</w:t>
+              <w:t>Professional documentation</w:t>
             </w:r>
           </w:p>
         </w:tc>
@@ -1007,7 +1048,7 @@
               <w:rPr>
                 <w:sz w:val="18"/>
               </w:rPr>
-              <w:t>A person remains accountable</w:t>
+              <w:t>Clear enough for handover</w:t>
             </w:r>
           </w:p>
         </w:tc>
@@ -1020,7 +1061,7 @@
               <w:rPr>
                 <w:sz w:val="18"/>
               </w:rPr>
-              <w:t>Disclose AI help; verify claims</w:t>
+              <w:t>Write procedure + results</w:t>
             </w:r>
           </w:p>
         </w:tc>
@@ -1033,7 +1074,7 @@
               <w:rPr>
                 <w:sz w:val="18"/>
               </w:rPr>
-              <w:t>Blind trust in outputs</w:t>
+              <w:t>Undocumented changes</w:t>
             </w:r>
           </w:p>
         </w:tc>
@@ -1046,7 +1087,7 @@
               <w:rPr>
                 <w:sz w:val="18"/>
               </w:rPr>
-              <w:t>AI/tool disclosure block</w:t>
+              <w:t>README + report template</w:t>
             </w:r>
           </w:p>
         </w:tc>
@@ -1307,7 +1348,7 @@
           <w:b w:val="0"/>
           <w:sz w:val="22"/>
         </w:rPr>
-        <w:t>Tools available: Python, Jupyter, VS Code, local/open models where practical.</w:t>
+        <w:t>Tools available: Python, VS Code, Jupyter, Git, approved project tools, documentation and presentation tools.</w:t>
       </w:r>
     </w:p>
     <w:p>
@@ -1422,7 +1463,7 @@
               <w:rPr>
                 <w:sz w:val="18"/>
               </w:rPr>
-              <w:t>Python, Jupyter, VS Code, local/open models where practical</w:t>
+              <w:t>Python, VS Code, Jupyter, Git, approved project tools, documentation and presentation tools</w:t>
             </w:r>
           </w:p>
         </w:tc>
@@ -1504,7 +1545,7 @@
           <w:b w:val="0"/>
           <w:sz w:val="18"/>
         </w:rPr>
-        <w:t>└── Day_171_Local_Business_Ai_Prototype/</w:t>
+        <w:t>└── Day_171_Capstone_Problem_Selection_and_Stakeholder_Need/</w:t>
       </w:r>
     </w:p>
     <w:p>
@@ -1657,7 +1698,7 @@
           <w:b w:val="0"/>
           <w:sz w:val="18"/>
         </w:rPr>
-        <w:t>mkdir Beyond_AI_Internship\Day_171_Local_Business_Ai_Prototype\evidence, Beyond_AI_Internship\Day_171_Local_Business_Ai_Prototype\notebooks, Beyond_AI_Internship\Day_171_Local_Business_Ai_Prototype\src, Beyond_AI_Internship\Day_171_Local_Business_Ai_Prototype\data, Beyond_AI_Internship\Day_171_Local_Business_Ai_Prototype\output, Beyond_AI_Internship\Day_171_Local_Business_Ai_Prototype\report -Force</w:t>
+        <w:t>mkdir Beyond_AI_Internship\Day_171_Capstone_Problem_Selection_and_Stakeholder_Need\evidence, Beyond_AI_Internship\Day_171_Capstone_Problem_Selection_and_Stakeholder_Need\notebooks, Beyond_AI_Internship\Day_171_Capstone_Problem_Selection_and_Stakeholder_Need\src, Beyond_AI_Internship\Day_171_Capstone_Problem_Selection_and_Stakeholder_Need\data, Beyond_AI_Internship\Day_171_Capstone_Problem_Selection_and_Stakeholder_Need\output, Beyond_AI_Internship\Day_171_Capstone_Problem_Selection_and_Stakeholder_Need\report -Force</w:t>
       </w:r>
     </w:p>
     <w:p/>
@@ -1698,7 +1739,7 @@
           <w:b w:val="0"/>
           <w:sz w:val="18"/>
         </w:rPr>
-        <w:t>mkdir -p Beyond_AI_Internship/Day_171_Local_Business_Ai_Prototype/{evidence,notebooks,src,data,output,report}</w:t>
+        <w:t>mkdir -p Beyond_AI_Internship/Day_171_Capstone_Problem_Selection_and_Stakeholder_Need/{evidence,notebooks,src,data,output,report}</w:t>
       </w:r>
     </w:p>
     <w:p/>
@@ -1814,7 +1855,7 @@
           <w:color w:val="0B3F90"/>
           <w:sz w:val="24"/>
         </w:rPr>
-        <w:t>Independent build: Local-Business Ai Prototype</w:t>
+        <w:t>Orientation and setup: Capstone Problem Selection and Stakeholder Need</w:t>
       </w:r>
     </w:p>
     <w:p>
@@ -1838,7 +1879,7 @@
           <w:b w:val="0"/>
           <w:sz w:val="20"/>
         </w:rPr>
-        <w:t>• Recreate the local-business AI prototype solution from a stated scenario without copying the guided answer. Use only approved equipment or an isolated VM lab.</w:t>
+        <w:t>• Review Day 170 prerequisites and read the complete Day 171 objective before changing the lab.</w:t>
       </w:r>
     </w:p>
     <w:p>
@@ -1850,7 +1891,7 @@
           <w:b w:val="0"/>
           <w:sz w:val="20"/>
         </w:rPr>
-        <w:t>• Work only in an authorized lab, VM or on equipment assigned by Beyond.</w:t>
+        <w:t>• Prepare only the authorized workstation, VM, account, dataset, or sandbox; capture the approved starting state.</w:t>
       </w:r>
     </w:p>
     <w:p>
@@ -1862,7 +1903,67 @@
           <w:b w:val="0"/>
           <w:sz w:val="20"/>
         </w:rPr>
-        <w:t>• Keep time entries truthful and ask the supervisor before changing production equipment.</w:t>
+        <w:t>• Create the folder Day_171_capstone_problem_selection_and_stakeholder_need with evidence, src or notebooks, output, and report subfolders as relevant.</w:t>
+      </w:r>
+    </w:p>
+    <w:p>
+      <w:pPr>
+        <w:spacing w:after="120"/>
+      </w:pPr>
+      <w:r>
+        <w:rPr>
+          <w:b w:val="0"/>
+          <w:sz w:val="20"/>
+        </w:rPr>
+        <w:t>• Complete the practical objective: Select an approved problem and document beneficiaries, harms, and success criteria.</w:t>
+      </w:r>
+    </w:p>
+    <w:p>
+      <w:pPr>
+        <w:spacing w:after="120"/>
+      </w:pPr>
+      <w:r>
+        <w:rPr>
+          <w:b w:val="0"/>
+          <w:sz w:val="20"/>
+        </w:rPr>
+        <w:t>• Record tool versions, inputs, assumptions, commands or code, expected output, observed output, and any deviations.</w:t>
+      </w:r>
+    </w:p>
+    <w:p>
+      <w:pPr>
+        <w:spacing w:after="120"/>
+      </w:pPr>
+      <w:r>
+        <w:rPr>
+          <w:b w:val="0"/>
+          <w:sz w:val="20"/>
+        </w:rPr>
+        <w:t>• Verify the result independently by rerunning from a clean state, checking a second measurement/test, or obtaining recorded peer review.</w:t>
+      </w:r>
+    </w:p>
+    <w:p>
+      <w:pPr>
+        <w:spacing w:after="120"/>
+      </w:pPr>
+      <w:r>
+        <w:rPr>
+          <w:b w:val="0"/>
+          <w:sz w:val="20"/>
+        </w:rPr>
+        <w:t>• Perform the relevant privacy, bias, security, licensing, and human-oversight checks before accepting the result.</w:t>
+      </w:r>
+    </w:p>
+    <w:p>
+      <w:pPr>
+        <w:spacing w:after="120"/>
+      </w:pPr>
+      <w:r>
+        <w:rPr>
+          <w:b w:val="0"/>
+          <w:sz w:val="20"/>
+        </w:rPr>
+        <w:t>• Package the required evidence and write a concise professional technical report with an AI-assistance disclosure.</w:t>
       </w:r>
     </w:p>
     <w:p>
@@ -1888,7 +1989,7 @@
           <w:b w:val="0"/>
           <w:sz w:val="18"/>
         </w:rPr>
-        <w:t># day_171_lab.py — Independent build: Local-Business Ai Prototype</w:t>
+        <w:t># day_171_lab.py — Orientation and setup: Capstone Problem Selection and Stakeholder Need</w:t>
       </w:r>
     </w:p>
     <w:p>
@@ -1930,7 +2031,7 @@
           <w:b w:val="0"/>
           <w:sz w:val="18"/>
         </w:rPr>
-        <w:t>"""Day 171 practical starter for Local-Business Ai Prototype.</w:t>
+        <w:t>"""Day 171 practical starter for Capstone Problem Selection and Stakeholder Need.</w:t>
       </w:r>
     </w:p>
     <w:p>
@@ -2112,7 +2213,7 @@
           <w:b w:val="0"/>
           <w:sz w:val="18"/>
         </w:rPr>
-        <w:t xml:space="preserve">    print("Program topic:", 'Local-Business Ai Prototype')</w:t>
+        <w:t xml:space="preserve">    print("Program topic:", 'Capstone Problem Selection and Stakeholder Need')</w:t>
       </w:r>
     </w:p>
     <w:p>
@@ -2126,7 +2227,7 @@
           <w:b w:val="0"/>
           <w:sz w:val="18"/>
         </w:rPr>
-        <w:t xml:space="preserve">    print("Day mode:", 'Independent build')</w:t>
+        <w:t xml:space="preserve">    print("Day mode:", 'Orientation and setup')</w:t>
       </w:r>
     </w:p>
     <w:p>
@@ -5731,7 +5832,7 @@
           <w:b w:val="0"/>
           <w:sz w:val="22"/>
         </w:rPr>
-        <w:t>Objective addressed for Local-Business Ai Prototype</w:t>
+        <w:t>Objective addressed for Capstone Problem Selection and Stakeholder Need</w:t>
       </w:r>
     </w:p>
     <w:p>
@@ -5743,7 +5844,7 @@
           <w:b w:val="0"/>
           <w:sz w:val="22"/>
         </w:rPr>
-        <w:t>Independent build practical completed</w:t>
+        <w:t>Orientation and setup practical completed</w:t>
       </w:r>
     </w:p>
     <w:p>
@@ -5835,7 +5936,7 @@
           <w:b w:val="0"/>
           <w:sz w:val="22"/>
         </w:rPr>
-        <w:t>Matches: Working result evidence, design/configuration files, and a list of assumptions.</w:t>
+        <w:t>Matches: Setup evidence, completed practical artifact, independent verification record, safety/ethics check, and short technical report.</w:t>
       </w:r>
     </w:p>
     <w:p>
@@ -5867,7 +5968,7 @@
           <w:b w:val="0"/>
           <w:sz w:val="22"/>
         </w:rPr>
-        <w:t>Explain Local-Business Ai Prototype without reading.</w:t>
+        <w:t>Explain Capstone Problem Selection and Stakeholder Need without reading.</w:t>
       </w:r>
     </w:p>
     <w:p>
@@ -5959,7 +6060,7 @@
           <w:b w:val="0"/>
           <w:sz w:val="22"/>
         </w:rPr>
-        <w:t>Today is Day 171 (Independent build) on Local-Business Ai Prototype. I worked only in the authorized Beyond AI / data / software lab. I completed the practical objective, verified with a second check, and packaged evidence. Main risk: unauthorized or unsafe action; control: checklist + supervisor escalation. Limitation: classroom/lab scope only. Next: continue the topic cycle and keep documentation reproducible.</w:t>
+        <w:t>Today is Day 171 (Orientation and setup) on Capstone Problem Selection and Stakeholder Need. I worked only in the authorized Beyond AI / data / software lab. I completed the practical objective, verified with a second check, and packaged evidence. Main risk: unauthorized or unsafe action; control: checklist + supervisor escalation. Limitation: classroom/lab scope only. Next: continue the topic cycle and keep documentation reproducible.</w:t>
       </w:r>
     </w:p>
     <w:p>
